--- a/data/cvs/cv_146_CodeSignal_Software_Engineer__Business_Experience.docx
+++ b/data/cvs/cv_146_CodeSignal_Software_Engineer__Business_Experience.docx
@@ -86,7 +86,7 @@
         <w:rPr>
           <w:sz w:val="20"/>
         </w:rPr>
-        <w:t>Full Stack Developer with a focus on AI and automation, currently building production systems at Copy Cat Group. I work across the entire stack, from Python backends and REST APIs to React frontends, and have deep experience in AI data work including model evaluation, prompt engineering, and dataset structuring. My recent projects include integrating SAP APIs with internal systems, designing comprehensive system architecture documents, and building an AI-powered tender scraping pipeline.</w:t>
+        <w:t>Software Engineer and Full Stack Developer with hands-on experience in product engineering, designing and delivering scalable full-stack applications for enterprise clients across diverse sectors in both the U.S. and Kenya. I build across the stack using JavaScript, Node.js, and React, integrating REST APIs and leveraging databases like MongoDB and PostgreSQL for robust backend solutions. Currently at Copy Cat Group, I'm driving technical design for projects like an SAP API integration into a Credit Control System and an AI-powered tender scraping pipeline, enhancing business operations.</w:t>
       </w:r>
     </w:p>
     <w:p>
@@ -119,7 +119,7 @@
         <w:rPr>
           <w:sz w:val="20"/>
         </w:rPr>
-        <w:t>Python, JavaScript, SQL, PHP, Kotlin, Bash, HTML, CSS</w:t>
+        <w:t>JavaScript, Python, SQL, HTML, CSS</w:t>
       </w:r>
     </w:p>
     <w:p>
@@ -155,25 +155,7 @@
         <w:rPr>
           <w:sz w:val="20"/>
         </w:rPr>
-        <w:t>PostgreSQL, MySQL, MongoDB, SQLite</w:t>
-      </w:r>
-    </w:p>
-    <w:p>
-      <w:pPr>
-        <w:spacing w:before="0" w:after="40"/>
-      </w:pPr>
-      <w:r>
-        <w:rPr>
-          <w:b/>
-          <w:sz w:val="20"/>
-        </w:rPr>
-        <w:t xml:space="preserve">Data Analysis: </w:t>
-      </w:r>
-      <w:r>
-        <w:rPr>
-          <w:sz w:val="20"/>
-        </w:rPr>
-        <w:t>Pandas, NumPy, Excel, Data Visualisation, Statistical Analysis</w:t>
+        <w:t>MongoDB, PostgreSQL, MySQL</w:t>
       </w:r>
     </w:p>
     <w:p>
@@ -191,7 +173,7 @@
         <w:rPr>
           <w:sz w:val="20"/>
         </w:rPr>
-        <w:t>Gemini API, Groq API, Prompt Engineering, LLM Evaluation, Data Annotation, Dataset Structuring</w:t>
+        <w:t>Prompt Engineering, LLM Evaluation</w:t>
       </w:r>
     </w:p>
     <w:p>
@@ -209,7 +191,7 @@
         <w:rPr>
           <w:sz w:val="20"/>
         </w:rPr>
-        <w:t>n8n, Playwright, APScheduler, Web Scraping, REST APIs, Git, GitHub, Postman, VS Code, Jira, Trello, Slack, HubSpot, Figma, Docker</w:t>
+        <w:t>REST APIs, Web Scraping, Git, GitHub, Jira, Docker, Postman</w:t>
       </w:r>
     </w:p>
     <w:p>
@@ -227,7 +209,7 @@
         <w:rPr>
           <w:sz w:val="20"/>
         </w:rPr>
-        <w:t>Oracle Cloud, Google Cloud Platform, CI/CD</w:t>
+        <w:t>Google Cloud Platform, Oracle Cloud</w:t>
       </w:r>
     </w:p>
     <w:p>
@@ -245,7 +227,7 @@
         <w:rPr>
           <w:sz w:val="20"/>
         </w:rPr>
-        <w:t>Software Engineer, Product Engineering, Assessments, Interviews, Learn, Full Stack Development, Front-end, Back-end, Microservices</w:t>
+        <w:t>TypeScript, GraphQL, SSO, SCIM, RBAC, Full-Stack Development, Microservices, Email Formatting, Code Reviews</w:t>
       </w:r>
     </w:p>
     <w:p>
@@ -263,7 +245,7 @@
         <w:rPr>
           <w:sz w:val="20"/>
         </w:rPr>
-        <w:t>Clean Code, Code Reviews, Technical Design, TypeScript, GraphQL, SSO, SCIM, RBAC, Agile, Email Formatting</w:t>
+        <w:t>Agile, CI/CD, Meteor, Redis, Assessments, Interviews, Learn, Identity Management, Authentication Systems</w:t>
       </w:r>
     </w:p>
     <w:p>
@@ -313,7 +295,7 @@
         <w:rPr>
           <w:sz w:val="20"/>
         </w:rPr>
-        <w:t>Integrating SAP APIs with an internal Credit Control System for automated OA and IT business unit processes.</w:t>
+        <w:t>Engineered full-stack SAP API integration for Credit Control System, automating business operations.</w:t>
       </w:r>
     </w:p>
     <w:p>
@@ -325,7 +307,7 @@
         <w:rPr>
           <w:sz w:val="20"/>
         </w:rPr>
-        <w:t>Designing and documenting system architecture, including Application, Data, Integration, and Security layers.</w:t>
+        <w:t>Authored comprehensive System Design Documents covering application, data, integration, and security architecture.</w:t>
       </w:r>
     </w:p>
     <w:p>
@@ -337,7 +319,7 @@
         <w:rPr>
           <w:sz w:val="20"/>
         </w:rPr>
-        <w:t>Building an AI-powered tender scraping pipeline to automate tender opportunity discovery and processing.</w:t>
+        <w:t>Designed and prototyped an AI-powered tender scraping pipeline, automating discovery and processing.</w:t>
       </w:r>
     </w:p>
     <w:p>
@@ -431,7 +413,7 @@
         <w:rPr>
           <w:sz w:val="20"/>
         </w:rPr>
-        <w:t>Developed and delivered full-stack solutions for U.S.-based clients across different sectors</w:t>
+        <w:t>Delivered full-stack web solutions for U.S. clients, enhancing system performance and UI components.</w:t>
       </w:r>
     </w:p>
     <w:p>
@@ -443,7 +425,7 @@
         <w:rPr>
           <w:sz w:val="20"/>
         </w:rPr>
-        <w:t>Built UI components, optimised APIs, and handled CMS-based website systems</w:t>
+        <w:t>Optimized REST APIs and managed CMS-based systems, improving client-side functionality.</w:t>
       </w:r>
     </w:p>
     <w:p>
@@ -455,7 +437,7 @@
         <w:rPr>
           <w:sz w:val="20"/>
         </w:rPr>
-        <w:t>Collaborated with remote teams to debug, improve performance, and implement client feedback</w:t>
+        <w:t>Collaborated remotely on debugging, performance, and integrating client feedback for product iterations.</w:t>
       </w:r>
     </w:p>
     <w:p>
@@ -549,7 +531,7 @@
         <w:rPr>
           <w:sz w:val="20"/>
         </w:rPr>
-        <w:t>Evaluated AI-generated content and contributed structured feedback to improve model accuracy</w:t>
+        <w:t>Evaluated AI-generated content, providing structured feedback to improve model accuracy.</w:t>
       </w:r>
     </w:p>
     <w:p>
@@ -561,7 +543,7 @@
         <w:rPr>
           <w:sz w:val="20"/>
         </w:rPr>
-        <w:t>Assessed natural language response quality across diverse prompt categories</w:t>
+        <w:t>Assessed natural language response quality across diverse prompt categories.</w:t>
       </w:r>
     </w:p>
     <w:p>
@@ -573,7 +555,7 @@
         <w:rPr>
           <w:sz w:val="20"/>
         </w:rPr>
-        <w:t>Contributed to model alignment and quality assurance pipelines</w:t>
+        <w:t>Contributed to model alignment and quality assurance pipelines, enhancing AI performance.</w:t>
       </w:r>
     </w:p>
     <w:p>
@@ -608,7 +590,7 @@
         <w:rPr>
           <w:sz w:val="20"/>
         </w:rPr>
-        <w:t>Created high-quality datasets and designed annotation instructions for multilingual model training</w:t>
+        <w:t>Designed detailed annotation instructions for multilingual model training datasets.</w:t>
       </w:r>
     </w:p>
     <w:p>
@@ -620,7 +602,7 @@
         <w:rPr>
           <w:sz w:val="20"/>
         </w:rPr>
-        <w:t>Performed pairwise ranking, difference-captioning, and image-based AI training tasks</w:t>
+        <w:t>Performed pairwise ranking and difference-captioning for LLM and multimodal models.</w:t>
       </w:r>
     </w:p>
     <w:p>
@@ -632,7 +614,7 @@
         <w:rPr>
           <w:sz w:val="20"/>
         </w:rPr>
-        <w:t>Maintained annotation accuracy and delivered structured outputs for LLM and multimodal models</w:t>
+        <w:t>Created high-quality structured datasets for diverse LLM and multimodal AI models.</w:t>
       </w:r>
     </w:p>
     <w:p>
